--- a/klagomål/A 17967-2025 FSC-klagomål.docx
+++ b/klagomål/A 17967-2025 FSC-klagomål.docx
@@ -675,7 +675,7 @@
     <w:r>
       <w:tab/>
       <w:tab/>
-      <w:t>2025-04-15</w:t>
+      <w:t>2025-04-16</w:t>
       <w:br/>
       <w:br/>
     </w:r>

--- a/klagomål/A 17967-2025 FSC-klagomål.docx
+++ b/klagomål/A 17967-2025 FSC-klagomål.docx
@@ -675,7 +675,7 @@
     <w:r>
       <w:tab/>
       <w:tab/>
-      <w:t>2025-04-16</w:t>
+      <w:t>2025-04-17</w:t>
       <w:br/>
       <w:br/>
     </w:r>

--- a/klagomål/A 17967-2025 FSC-klagomål.docx
+++ b/klagomål/A 17967-2025 FSC-klagomål.docx
@@ -675,7 +675,7 @@
     <w:r>
       <w:tab/>
       <w:tab/>
-      <w:t>2025-04-17</w:t>
+      <w:t>2025-04-18</w:t>
       <w:br/>
       <w:br/>
     </w:r>

--- a/klagomål/A 17967-2025 FSC-klagomål.docx
+++ b/klagomål/A 17967-2025 FSC-klagomål.docx
@@ -675,7 +675,7 @@
     <w:r>
       <w:tab/>
       <w:tab/>
-      <w:t>2025-04-18</w:t>
+      <w:t>2025-04-19</w:t>
       <w:br/>
       <w:br/>
     </w:r>

--- a/klagomål/A 17967-2025 FSC-klagomål.docx
+++ b/klagomål/A 17967-2025 FSC-klagomål.docx
@@ -686,7 +686,7 @@
     <w:r>
       <w:tab/>
       <w:tab/>
-      <w:t>2025-05-03</w:t>
+      <w:t>2025-05-04</w:t>
       <w:br/>
       <w:br/>
     </w:r>

--- a/klagomål/A 17967-2025 FSC-klagomål.docx
+++ b/klagomål/A 17967-2025 FSC-klagomål.docx
@@ -266,6 +266,17 @@
       </w:r>
       <w:r>
         <w:t xml:space="preserve"> är en skalbagge vars larvutveckling framför allt sker i grovbarkiga grenar (minst 3–5 cm tjocka) på gamla granar, men även i klena stamdelar av barrträd, främst gran, i mindre omfattning tall. Arten är knuten till gamla och gärna glesa granskogar där det finns långsamväxande träd med välutvecklat grenverk. Larverna lever i den skrovliga barken och gör en flera cm bred platt gång som mest liknar en rund håla och är tydligt nedsänkt i vedytan. I kanten av eller mitt på gången finner man en 5 mm bred, oval gång in i grenens ved där arten gör sin puppkammare. Insekten kläcks sedan ut genom samma gång. Främsta hotet är att gamla granar med grova grenar försvinner genom skogsbruk. Äldre granbestånd bör sparas så långt det är möjligt, och inte gallras eller slutavverkas (SLU Artdatabanken, 2024).</w:t>
+      </w:r>
+    </w:p>
+    <w:p>
+      <w:r>
+        <w:rPr>
+          <w:b/>
+        </w:rPr>
+        <w:t>Hasselticka</w:t>
+      </w:r>
+      <w:r>
+        <w:t xml:space="preserve"> är en bra signalart för lundar med höga naturvärden. På lokalerna förekommer ofta många andra ovanliga och rödlistade arter. Växtplatserna har normalt långvarig lövkontinuitet av hassel (ibland al). Den kräver dessutom att det successivt bildas, och i området kontinuerligt förekommit, en viss mängd döda stammar. Arten tycks saknas i sekundära och i sen tid uppkomna al- och hasselmarker om dessa inte ligger i direkt anslutning till äldre förekomster (Nitare &amp; Skogsstyrelsen, 2019).</w:t>
       </w:r>
     </w:p>
     <w:p>
@@ -686,7 +697,7 @@
     <w:r>
       <w:tab/>
       <w:tab/>
-      <w:t>2025-05-04</w:t>
+      <w:t>2025-05-06</w:t>
       <w:br/>
       <w:br/>
     </w:r>

--- a/klagomål/A 17967-2025 FSC-klagomål.docx
+++ b/klagomål/A 17967-2025 FSC-klagomål.docx
@@ -697,7 +697,7 @@
     <w:r>
       <w:tab/>
       <w:tab/>
-      <w:t>2025-05-06</w:t>
+      <w:t>2025-05-07</w:t>
       <w:br/>
       <w:br/>
     </w:r>

--- a/klagomål/A 17967-2025 FSC-klagomål.docx
+++ b/klagomål/A 17967-2025 FSC-klagomål.docx
@@ -697,7 +697,7 @@
     <w:r>
       <w:tab/>
       <w:tab/>
-      <w:t>2025-05-07</w:t>
+      <w:t>2025-05-08</w:t>
       <w:br/>
       <w:br/>
     </w:r>

--- a/klagomål/A 17967-2025 FSC-klagomål.docx
+++ b/klagomål/A 17967-2025 FSC-klagomål.docx
@@ -697,7 +697,7 @@
     <w:r>
       <w:tab/>
       <w:tab/>
-      <w:t>2025-05-08</w:t>
+      <w:t>2025-05-09</w:t>
       <w:br/>
       <w:br/>
     </w:r>

--- a/klagomål/A 17967-2025 FSC-klagomål.docx
+++ b/klagomål/A 17967-2025 FSC-klagomål.docx
@@ -697,7 +697,7 @@
     <w:r>
       <w:tab/>
       <w:tab/>
-      <w:t>2025-05-09</w:t>
+      <w:t>2025-05-10</w:t>
       <w:br/>
       <w:br/>
     </w:r>

--- a/klagomål/A 17967-2025 FSC-klagomål.docx
+++ b/klagomål/A 17967-2025 FSC-klagomål.docx
@@ -697,7 +697,7 @@
     <w:r>
       <w:tab/>
       <w:tab/>
-      <w:t>2025-05-10</w:t>
+      <w:t>2025-05-11</w:t>
       <w:br/>
       <w:br/>
     </w:r>

--- a/klagomål/A 17967-2025 FSC-klagomål.docx
+++ b/klagomål/A 17967-2025 FSC-klagomål.docx
@@ -697,7 +697,7 @@
     <w:r>
       <w:tab/>
       <w:tab/>
-      <w:t>2025-05-11</w:t>
+      <w:t>2025-05-12</w:t>
       <w:br/>
       <w:br/>
     </w:r>

--- a/klagomål/A 17967-2025 FSC-klagomål.docx
+++ b/klagomål/A 17967-2025 FSC-klagomål.docx
@@ -697,7 +697,7 @@
     <w:r>
       <w:tab/>
       <w:tab/>
-      <w:t>2025-05-12</w:t>
+      <w:t>2025-05-13</w:t>
       <w:br/>
       <w:br/>
     </w:r>

--- a/klagomål/A 17967-2025 FSC-klagomål.docx
+++ b/klagomål/A 17967-2025 FSC-klagomål.docx
@@ -697,7 +697,7 @@
     <w:r>
       <w:tab/>
       <w:tab/>
-      <w:t>2025-05-13</w:t>
+      <w:t>2025-05-14</w:t>
       <w:br/>
       <w:br/>
     </w:r>

--- a/klagomål/A 17967-2025 FSC-klagomål.docx
+++ b/klagomål/A 17967-2025 FSC-klagomål.docx
@@ -697,7 +697,7 @@
     <w:r>
       <w:tab/>
       <w:tab/>
-      <w:t>2025-05-14</w:t>
+      <w:t>2025-05-15</w:t>
       <w:br/>
       <w:br/>
     </w:r>

--- a/klagomål/A 17967-2025 FSC-klagomål.docx
+++ b/klagomål/A 17967-2025 FSC-klagomål.docx
@@ -697,7 +697,7 @@
     <w:r>
       <w:tab/>
       <w:tab/>
-      <w:t>2025-05-15</w:t>
+      <w:t>2025-05-16</w:t>
       <w:br/>
       <w:br/>
     </w:r>

--- a/klagomål/A 17967-2025 FSC-klagomål.docx
+++ b/klagomål/A 17967-2025 FSC-klagomål.docx
@@ -697,7 +697,7 @@
     <w:r>
       <w:tab/>
       <w:tab/>
-      <w:t>2025-05-16</w:t>
+      <w:t>2025-05-17</w:t>
       <w:br/>
       <w:br/>
     </w:r>

--- a/klagomål/A 17967-2025 FSC-klagomål.docx
+++ b/klagomål/A 17967-2025 FSC-klagomål.docx
@@ -697,7 +697,7 @@
     <w:r>
       <w:tab/>
       <w:tab/>
-      <w:t>2025-05-17</w:t>
+      <w:t>2025-05-18</w:t>
       <w:br/>
       <w:br/>
     </w:r>

--- a/klagomål/A 17967-2025 FSC-klagomål.docx
+++ b/klagomål/A 17967-2025 FSC-klagomål.docx
@@ -697,7 +697,7 @@
     <w:r>
       <w:tab/>
       <w:tab/>
-      <w:t>2025-05-18</w:t>
+      <w:t>2025-05-19</w:t>
       <w:br/>
       <w:br/>
     </w:r>

--- a/klagomål/A 17967-2025 FSC-klagomål.docx
+++ b/klagomål/A 17967-2025 FSC-klagomål.docx
@@ -697,7 +697,7 @@
     <w:r>
       <w:tab/>
       <w:tab/>
-      <w:t>2025-05-19</w:t>
+      <w:t>2025-05-20</w:t>
       <w:br/>
       <w:br/>
     </w:r>

--- a/klagomål/A 17967-2025 FSC-klagomål.docx
+++ b/klagomål/A 17967-2025 FSC-klagomål.docx
@@ -697,7 +697,7 @@
     <w:r>
       <w:tab/>
       <w:tab/>
-      <w:t>2025-05-20</w:t>
+      <w:t>2025-05-21</w:t>
       <w:br/>
       <w:br/>
     </w:r>

--- a/klagomål/A 17967-2025 FSC-klagomål.docx
+++ b/klagomål/A 17967-2025 FSC-klagomål.docx
@@ -697,7 +697,7 @@
     <w:r>
       <w:tab/>
       <w:tab/>
-      <w:t>2025-05-21</w:t>
+      <w:t>2025-05-22</w:t>
       <w:br/>
       <w:br/>
     </w:r>

--- a/klagomål/A 17967-2025 FSC-klagomål.docx
+++ b/klagomål/A 17967-2025 FSC-klagomål.docx
@@ -697,7 +697,7 @@
     <w:r>
       <w:tab/>
       <w:tab/>
-      <w:t>2025-05-22</w:t>
+      <w:t>2025-05-23</w:t>
       <w:br/>
       <w:br/>
     </w:r>

--- a/klagomål/A 17967-2025 FSC-klagomål.docx
+++ b/klagomål/A 17967-2025 FSC-klagomål.docx
@@ -697,7 +697,7 @@
     <w:r>
       <w:tab/>
       <w:tab/>
-      <w:t>2025-05-23</w:t>
+      <w:t>2025-05-24</w:t>
       <w:br/>
       <w:br/>
     </w:r>

--- a/klagomål/A 17967-2025 FSC-klagomål.docx
+++ b/klagomål/A 17967-2025 FSC-klagomål.docx
@@ -697,7 +697,7 @@
     <w:r>
       <w:tab/>
       <w:tab/>
-      <w:t>2025-05-24</w:t>
+      <w:t>2025-05-25</w:t>
       <w:br/>
       <w:br/>
     </w:r>

--- a/klagomål/A 17967-2025 FSC-klagomål.docx
+++ b/klagomål/A 17967-2025 FSC-klagomål.docx
@@ -697,7 +697,7 @@
     <w:r>
       <w:tab/>
       <w:tab/>
-      <w:t>2025-05-25</w:t>
+      <w:t>2025-05-26</w:t>
       <w:br/>
       <w:br/>
     </w:r>

--- a/klagomål/A 17967-2025 FSC-klagomål.docx
+++ b/klagomål/A 17967-2025 FSC-klagomål.docx
@@ -697,7 +697,7 @@
     <w:r>
       <w:tab/>
       <w:tab/>
-      <w:t>2025-05-26</w:t>
+      <w:t>2025-05-27</w:t>
       <w:br/>
       <w:br/>
     </w:r>

--- a/klagomål/A 17967-2025 FSC-klagomål.docx
+++ b/klagomål/A 17967-2025 FSC-klagomål.docx
@@ -277,6 +277,17 @@
       </w:r>
       <w:r>
         <w:t xml:space="preserve"> är en bra signalart för lundar med höga naturvärden. På lokalerna förekommer ofta många andra ovanliga och rödlistade arter. Växtplatserna har normalt långvarig lövkontinuitet av hassel (ibland al). Den kräver dessutom att det successivt bildas, och i området kontinuerligt förekommit, en viss mängd döda stammar. Arten tycks saknas i sekundära och i sen tid uppkomna al- och hasselmarker om dessa inte ligger i direkt anslutning till äldre förekomster (Nitare &amp; Skogsstyrelsen, 2019).</w:t>
+      </w:r>
+    </w:p>
+    <w:p>
+      <w:r>
+        <w:rPr>
+          <w:b/>
+        </w:rPr>
+        <w:t xml:space="preserve">Strutbräken </w:t>
+      </w:r>
+      <w:r>
+        <w:t>är normalt en mycket bra och tydlig signalart som visar på flera olika fuktiga biotoper med rörligt markvatten som nästan alltid har höga naturvärden. Den växer på skuggiga, fuktiga, näringsrika mullmarker längs bäckdalar, åar, älvar, översilade sluttningar med högörtsgranskog och svämlövskogar med kortvarigt översvämmade sedimentplan. Växtplatserna har ytligt rörligt markvatten och konstant hög luftfuktighet. Arten är känslig för avverkning och dikning (Nitare &amp; Skogsstyrelsen, 2019).</w:t>
       </w:r>
     </w:p>
     <w:p>
@@ -697,7 +708,7 @@
     <w:r>
       <w:tab/>
       <w:tab/>
-      <w:t>2025-05-27</w:t>
+      <w:t>2025-05-30</w:t>
       <w:br/>
       <w:br/>
     </w:r>

--- a/klagomål/A 17967-2025 FSC-klagomål.docx
+++ b/klagomål/A 17967-2025 FSC-klagomål.docx
@@ -708,7 +708,7 @@
     <w:r>
       <w:tab/>
       <w:tab/>
-      <w:t>2025-05-30</w:t>
+      <w:t>2025-06-01</w:t>
       <w:br/>
       <w:br/>
     </w:r>

--- a/klagomål/A 17967-2025 FSC-klagomål.docx
+++ b/klagomål/A 17967-2025 FSC-klagomål.docx
@@ -708,7 +708,7 @@
     <w:r>
       <w:tab/>
       <w:tab/>
-      <w:t>2025-06-01</w:t>
+      <w:t>2025-06-02</w:t>
       <w:br/>
       <w:br/>
     </w:r>

--- a/klagomål/A 17967-2025 FSC-klagomål.docx
+++ b/klagomål/A 17967-2025 FSC-klagomål.docx
@@ -708,7 +708,7 @@
     <w:r>
       <w:tab/>
       <w:tab/>
-      <w:t>2025-06-02</w:t>
+      <w:t>2025-06-03</w:t>
       <w:br/>
       <w:br/>
     </w:r>

--- a/klagomål/A 17967-2025 FSC-klagomål.docx
+++ b/klagomål/A 17967-2025 FSC-klagomål.docx
@@ -708,7 +708,7 @@
     <w:r>
       <w:tab/>
       <w:tab/>
-      <w:t>2025-06-03</w:t>
+      <w:t>2025-06-04</w:t>
       <w:br/>
       <w:br/>
     </w:r>

--- a/klagomål/A 17967-2025 FSC-klagomål.docx
+++ b/klagomål/A 17967-2025 FSC-klagomål.docx
@@ -708,7 +708,7 @@
     <w:r>
       <w:tab/>
       <w:tab/>
-      <w:t>2025-06-04</w:t>
+      <w:t>2025-06-05</w:t>
       <w:br/>
       <w:br/>
     </w:r>

--- a/klagomål/A 17967-2025 FSC-klagomål.docx
+++ b/klagomål/A 17967-2025 FSC-klagomål.docx
@@ -708,7 +708,7 @@
     <w:r>
       <w:tab/>
       <w:tab/>
-      <w:t>2025-06-05</w:t>
+      <w:t>2025-06-13</w:t>
       <w:br/>
       <w:br/>
     </w:r>

--- a/klagomål/A 17967-2025 FSC-klagomål.docx
+++ b/klagomål/A 17967-2025 FSC-klagomål.docx
@@ -708,7 +708,7 @@
     <w:r>
       <w:tab/>
       <w:tab/>
-      <w:t>2025-06-13</w:t>
+      <w:t>2025-06-15</w:t>
       <w:br/>
       <w:br/>
     </w:r>

--- a/klagomål/A 17967-2025 FSC-klagomål.docx
+++ b/klagomål/A 17967-2025 FSC-klagomål.docx
@@ -708,7 +708,7 @@
     <w:r>
       <w:tab/>
       <w:tab/>
-      <w:t>2025-06-15</w:t>
+      <w:t>2025-06-16</w:t>
       <w:br/>
       <w:br/>
     </w:r>

--- a/klagomål/A 17967-2025 FSC-klagomål.docx
+++ b/klagomål/A 17967-2025 FSC-klagomål.docx
@@ -708,7 +708,7 @@
     <w:r>
       <w:tab/>
       <w:tab/>
-      <w:t>2025-06-16</w:t>
+      <w:t>2025-06-17</w:t>
       <w:br/>
       <w:br/>
     </w:r>

--- a/klagomål/A 17967-2025 FSC-klagomål.docx
+++ b/klagomål/A 17967-2025 FSC-klagomål.docx
@@ -708,7 +708,7 @@
     <w:r>
       <w:tab/>
       <w:tab/>
-      <w:t>2025-06-17</w:t>
+      <w:t>2025-06-18</w:t>
       <w:br/>
       <w:br/>
     </w:r>

--- a/klagomål/A 17967-2025 FSC-klagomål.docx
+++ b/klagomål/A 17967-2025 FSC-klagomål.docx
@@ -708,7 +708,7 @@
     <w:r>
       <w:tab/>
       <w:tab/>
-      <w:t>2025-06-18</w:t>
+      <w:t>2025-06-19</w:t>
       <w:br/>
       <w:br/>
     </w:r>

--- a/klagomål/A 17967-2025 FSC-klagomål.docx
+++ b/klagomål/A 17967-2025 FSC-klagomål.docx
@@ -708,7 +708,7 @@
     <w:r>
       <w:tab/>
       <w:tab/>
-      <w:t>2025-06-19</w:t>
+      <w:t>2025-06-20</w:t>
       <w:br/>
       <w:br/>
     </w:r>

--- a/klagomål/A 17967-2025 FSC-klagomål.docx
+++ b/klagomål/A 17967-2025 FSC-klagomål.docx
@@ -708,7 +708,7 @@
     <w:r>
       <w:tab/>
       <w:tab/>
-      <w:t>2025-06-20</w:t>
+      <w:t>2025-06-21</w:t>
       <w:br/>
       <w:br/>
     </w:r>

--- a/klagomål/A 17967-2025 FSC-klagomål.docx
+++ b/klagomål/A 17967-2025 FSC-klagomål.docx
@@ -708,7 +708,7 @@
     <w:r>
       <w:tab/>
       <w:tab/>
-      <w:t>2025-06-21</w:t>
+      <w:t>2025-06-22</w:t>
       <w:br/>
       <w:br/>
     </w:r>

--- a/klagomål/A 17967-2025 FSC-klagomål.docx
+++ b/klagomål/A 17967-2025 FSC-klagomål.docx
@@ -708,7 +708,7 @@
     <w:r>
       <w:tab/>
       <w:tab/>
-      <w:t>2025-06-22</w:t>
+      <w:t>2025-06-23</w:t>
       <w:br/>
       <w:br/>
     </w:r>

--- a/klagomål/A 17967-2025 FSC-klagomål.docx
+++ b/klagomål/A 17967-2025 FSC-klagomål.docx
@@ -708,7 +708,7 @@
     <w:r>
       <w:tab/>
       <w:tab/>
-      <w:t>2025-06-23</w:t>
+      <w:t>2025-06-24</w:t>
       <w:br/>
       <w:br/>
     </w:r>

--- a/klagomål/A 17967-2025 FSC-klagomål.docx
+++ b/klagomål/A 17967-2025 FSC-klagomål.docx
@@ -708,7 +708,7 @@
     <w:r>
       <w:tab/>
       <w:tab/>
-      <w:t>2025-06-24</w:t>
+      <w:t>2025-06-25</w:t>
       <w:br/>
       <w:br/>
     </w:r>

--- a/klagomål/A 17967-2025 FSC-klagomål.docx
+++ b/klagomål/A 17967-2025 FSC-klagomål.docx
@@ -708,7 +708,7 @@
     <w:r>
       <w:tab/>
       <w:tab/>
-      <w:t>2025-06-25</w:t>
+      <w:t>2025-06-26</w:t>
       <w:br/>
       <w:br/>
     </w:r>

--- a/klagomål/A 17967-2025 FSC-klagomål.docx
+++ b/klagomål/A 17967-2025 FSC-klagomål.docx
@@ -708,7 +708,7 @@
     <w:r>
       <w:tab/>
       <w:tab/>
-      <w:t>2025-06-26</w:t>
+      <w:t>2025-06-27</w:t>
       <w:br/>
       <w:br/>
     </w:r>

--- a/klagomål/A 17967-2025 FSC-klagomål.docx
+++ b/klagomål/A 17967-2025 FSC-klagomål.docx
@@ -708,7 +708,7 @@
     <w:r>
       <w:tab/>
       <w:tab/>
-      <w:t>2025-06-27</w:t>
+      <w:t>2025-06-28</w:t>
       <w:br/>
       <w:br/>
     </w:r>

--- a/klagomål/A 17967-2025 FSC-klagomål.docx
+++ b/klagomål/A 17967-2025 FSC-klagomål.docx
@@ -708,7 +708,7 @@
     <w:r>
       <w:tab/>
       <w:tab/>
-      <w:t>2025-06-28</w:t>
+      <w:t>2025-06-29</w:t>
       <w:br/>
       <w:br/>
     </w:r>

--- a/klagomål/A 17967-2025 FSC-klagomål.docx
+++ b/klagomål/A 17967-2025 FSC-klagomål.docx
@@ -708,7 +708,7 @@
     <w:r>
       <w:tab/>
       <w:tab/>
-      <w:t>2025-06-29</w:t>
+      <w:t>2025-06-30</w:t>
       <w:br/>
       <w:br/>
     </w:r>

--- a/klagomål/A 17967-2025 FSC-klagomål.docx
+++ b/klagomål/A 17967-2025 FSC-klagomål.docx
@@ -708,7 +708,7 @@
     <w:r>
       <w:tab/>
       <w:tab/>
-      <w:t>2025-06-30</w:t>
+      <w:t>2025-07-01</w:t>
       <w:br/>
       <w:br/>
     </w:r>

--- a/klagomål/A 17967-2025 FSC-klagomål.docx
+++ b/klagomål/A 17967-2025 FSC-klagomål.docx
@@ -708,7 +708,7 @@
     <w:r>
       <w:tab/>
       <w:tab/>
-      <w:t>2025-07-01</w:t>
+      <w:t>2025-07-02</w:t>
       <w:br/>
       <w:br/>
     </w:r>

--- a/klagomål/A 17967-2025 FSC-klagomål.docx
+++ b/klagomål/A 17967-2025 FSC-klagomål.docx
@@ -708,7 +708,7 @@
     <w:r>
       <w:tab/>
       <w:tab/>
-      <w:t>2025-07-02</w:t>
+      <w:t>2025-07-03</w:t>
       <w:br/>
       <w:br/>
     </w:r>

--- a/klagomål/A 17967-2025 FSC-klagomål.docx
+++ b/klagomål/A 17967-2025 FSC-klagomål.docx
@@ -708,7 +708,7 @@
     <w:r>
       <w:tab/>
       <w:tab/>
-      <w:t>2025-07-03</w:t>
+      <w:t>2025-07-04</w:t>
       <w:br/>
       <w:br/>
     </w:r>

--- a/klagomål/A 17967-2025 FSC-klagomål.docx
+++ b/klagomål/A 17967-2025 FSC-klagomål.docx
@@ -708,7 +708,7 @@
     <w:r>
       <w:tab/>
       <w:tab/>
-      <w:t>2025-07-04</w:t>
+      <w:t>2025-07-05</w:t>
       <w:br/>
       <w:br/>
     </w:r>

--- a/klagomål/A 17967-2025 FSC-klagomål.docx
+++ b/klagomål/A 17967-2025 FSC-klagomål.docx
@@ -708,7 +708,7 @@
     <w:r>
       <w:tab/>
       <w:tab/>
-      <w:t>2025-07-05</w:t>
+      <w:t>2025-07-06</w:t>
       <w:br/>
       <w:br/>
     </w:r>

--- a/klagomål/A 17967-2025 FSC-klagomål.docx
+++ b/klagomål/A 17967-2025 FSC-klagomål.docx
@@ -708,7 +708,7 @@
     <w:r>
       <w:tab/>
       <w:tab/>
-      <w:t>2025-07-06</w:t>
+      <w:t>2025-07-07</w:t>
       <w:br/>
       <w:br/>
     </w:r>

--- a/klagomål/A 17967-2025 FSC-klagomål.docx
+++ b/klagomål/A 17967-2025 FSC-klagomål.docx
@@ -708,7 +708,7 @@
     <w:r>
       <w:tab/>
       <w:tab/>
-      <w:t>2025-07-07</w:t>
+      <w:t>2025-07-08</w:t>
       <w:br/>
       <w:br/>
     </w:r>

--- a/klagomål/A 17967-2025 FSC-klagomål.docx
+++ b/klagomål/A 17967-2025 FSC-klagomål.docx
@@ -708,7 +708,7 @@
     <w:r>
       <w:tab/>
       <w:tab/>
-      <w:t>2025-07-08</w:t>
+      <w:t>2025-07-09</w:t>
       <w:br/>
       <w:br/>
     </w:r>

--- a/klagomål/A 17967-2025 FSC-klagomål.docx
+++ b/klagomål/A 17967-2025 FSC-klagomål.docx
@@ -708,7 +708,7 @@
     <w:r>
       <w:tab/>
       <w:tab/>
-      <w:t>2025-07-09</w:t>
+      <w:t>2025-07-11</w:t>
       <w:br/>
       <w:br/>
     </w:r>

--- a/klagomål/A 17967-2025 FSC-klagomål.docx
+++ b/klagomål/A 17967-2025 FSC-klagomål.docx
@@ -708,7 +708,7 @@
     <w:r>
       <w:tab/>
       <w:tab/>
-      <w:t>2025-07-11</w:t>
+      <w:t>2025-07-12</w:t>
       <w:br/>
       <w:br/>
     </w:r>

--- a/klagomål/A 17967-2025 FSC-klagomål.docx
+++ b/klagomål/A 17967-2025 FSC-klagomål.docx
@@ -708,7 +708,7 @@
     <w:r>
       <w:tab/>
       <w:tab/>
-      <w:t>2025-07-12</w:t>
+      <w:t>2025-07-13</w:t>
       <w:br/>
       <w:br/>
     </w:r>

--- a/klagomål/A 17967-2025 FSC-klagomål.docx
+++ b/klagomål/A 17967-2025 FSC-klagomål.docx
@@ -708,7 +708,7 @@
     <w:r>
       <w:tab/>
       <w:tab/>
-      <w:t>2025-07-13</w:t>
+      <w:t>2025-07-14</w:t>
       <w:br/>
       <w:br/>
     </w:r>

--- a/klagomål/A 17967-2025 FSC-klagomål.docx
+++ b/klagomål/A 17967-2025 FSC-klagomål.docx
@@ -708,7 +708,7 @@
     <w:r>
       <w:tab/>
       <w:tab/>
-      <w:t>2025-08-06</w:t>
+      <w:t>2025-08-09</w:t>
       <w:br/>
       <w:br/>
     </w:r>
